--- a/4-质量管理/流程制度规范类文件/HFSJ-ITSS-0406-运维服务沟通管理制度.docx
+++ b/4-质量管理/流程制度规范类文件/HFSJ-ITSS-0406-运维服务沟通管理制度.docx
@@ -3137,7 +3137,7 @@
               <w:rFonts w:hint="default"/>
               <w:lang w:val="en-US" w:eastAsia="zh-CN"/>
             </w:rPr>
-            <w:t>3.2. 产品产品质量部</w:t>
+            <w:t>3.2. 产品质量部</w:t>
           </w:r>
           <w:r>
             <w:tab/>
@@ -4330,7 +4330,7 @@
           <w:rFonts w:hint="default"/>
           <w:lang w:val="en-US" w:eastAsia="zh-CN"/>
         </w:rPr>
-        <w:t>产品产品质量部</w:t>
+        <w:t>产品质量部</w:t>
       </w:r>
       <w:bookmarkEnd w:id="9"/>
       <w:bookmarkEnd w:id="10"/>
@@ -5699,7 +5699,7 @@
                 <w:szCs w:val="22"/>
                 <w:lang w:val="en-US" w:eastAsia="zh-CN"/>
               </w:rPr>
-              <w:t>管理层、运维部、产品产品质量部</w:t>
+              <w:t>管理层、运维部、产品质量部</w:t>
             </w:r>
           </w:p>
         </w:tc>
@@ -5890,7 +5890,7 @@
                 <w:szCs w:val="22"/>
                 <w:lang w:val="en-US" w:eastAsia="zh-CN"/>
               </w:rPr>
-              <w:t>运维部、产品产品质量部</w:t>
+              <w:t>运维部、产品质量部</w:t>
             </w:r>
           </w:p>
         </w:tc>
@@ -6654,7 +6654,7 @@
                 <w:szCs w:val="22"/>
                 <w:lang w:val="en-US" w:eastAsia="zh-CN"/>
               </w:rPr>
-              <w:t>运维部、产品产品质量部</w:t>
+              <w:t>运维部、产品质量部</w:t>
             </w:r>
           </w:p>
         </w:tc>
@@ -9030,7 +9030,7 @@
                 <w:szCs w:val="22"/>
                 <w:lang w:val="en-US" w:eastAsia="zh-CN"/>
               </w:rPr>
-              <w:t>运维部、产品产品质量部</w:t>
+              <w:t>运维部、产品质量部</w:t>
             </w:r>
           </w:p>
         </w:tc>
@@ -10238,7 +10238,7 @@
           <w:rFonts w:hint="default"/>
           <w:lang w:val="en-US" w:eastAsia="zh-CN"/>
         </w:rPr>
-        <w:t>产品产品质量部应于每年</w:t>
+        <w:t>产品质量部应于每年</w:t>
       </w:r>
       <w:r>
         <w:rPr>
@@ -10896,7 +10896,7 @@
           <w:rFonts w:hint="default"/>
           <w:lang w:val="en-US" w:eastAsia="zh-CN"/>
         </w:rPr>
-        <w:t>产品产品质量部应定期分析沟通记录，识别沟通中存在的问题和改进机会，纳入质量改进流程。常见沟通问题包括：</w:t>
+        <w:t>产品质量部应定期分析沟通记录，识别沟通中存在的问题和改进机会，纳入质量改进流程。常见沟通问题包括：</w:t>
       </w:r>
     </w:p>
     <w:p>
@@ -11634,7 +11634,7 @@
                 <w:szCs w:val="22"/>
                 <w:lang w:val="en-US" w:eastAsia="zh-CN"/>
               </w:rPr>
-              <w:t>产品产品质量部</w:t>
+              <w:t>产品质量部</w:t>
             </w:r>
           </w:p>
         </w:tc>
@@ -11822,7 +11822,7 @@
                 <w:szCs w:val="22"/>
                 <w:lang w:val="en-US" w:eastAsia="zh-CN"/>
               </w:rPr>
-              <w:t>产品产品质量部</w:t>
+              <w:t>产品质量部</w:t>
             </w:r>
           </w:p>
         </w:tc>
